--- a/tillsyn/A 36371-2025 tillsynsbegäran.docx
+++ b/tillsyn/A 36371-2025 tillsynsbegäran.docx
@@ -22,7 +22,7 @@
       <w:r>
         <w:drawing>
           <wp:inline xmlns:a="http://schemas.openxmlformats.org/drawingml/2006/main" xmlns:pic="http://schemas.openxmlformats.org/drawingml/2006/picture">
-            <wp:extent cx="5486400" cy="5150137"/>
+            <wp:extent cx="5486400" cy="5195741"/>
             <wp:docPr id="1" name="Picture 1"/>
             <wp:cNvGraphicFramePr>
               <a:graphicFrameLocks noChangeAspect="1"/>
@@ -43,7 +43,7 @@
                   <pic:spPr>
                     <a:xfrm>
                       <a:off x="0" y="0"/>
-                      <a:ext cx="5486400" cy="5150137"/>
+                      <a:ext cx="5486400" cy="5195741"/>
                     </a:xfrm>
                     <a:prstGeom prst="rect"/>
                   </pic:spPr>
@@ -65,7 +65,7 @@
     </w:p>
     <w:p>
       <w:r>
-        <w:t>I och inom 25 meter från avverkningsanmälan finns fynd av 12 naturvårdsarter, varav 8 är rödlistade, 4 är fridlysta, 8 är typiska (T) och 2 är signalarter (S): garnlav (VU, T), duvhök (NT, §4), kolflarnlav (NT, T), mörk kolflarnlav (NT), tallticka (NT, T), tretåig hackspett (NT, T, §4), vedflamlav (NT), vedskivlav (NT, T), gräsull (S), mindre märgborre (S, T), spillkråka (T, §4) och tjäder (T, §4). Se Figur 1.</w:t>
+        <w:t>I och inom 25 meter från avverkningsanmälan finns fynd av 17 naturvårdsarter, varav 12 är rödlistade, 5 är fridlysta, 11 är typiska (T) och 2 är signalarter (S): garnlav (VU, T), blanksvart spiklav (NT), blågrå svartspik (NT), dropptaggsvamp (NT, T), duvhök (NT, §4), dvärgbägarlav (NT, T), kolflarnlav (NT, T), mörk kolflarnlav (NT), tallticka (NT, T), tretåig hackspett (NT, T, §4), vedflamlav (NT), vedskivlav (NT, T), gräsull (S), mindre märgborre (S, T), bergfink (T, §4), spillkråka (T, §4) och tjäder (T, §4). Se Figur 1.</w:t>
       </w:r>
     </w:p>
     <w:p>
@@ -138,10 +138,72 @@
         <w:rPr>
           <w:b/>
         </w:rPr>
+        <w:t>Blanksvart spiklav (NT)</w:t>
+      </w:r>
+      <w:r>
+        <w:t xml:space="preserve"> förekommer på torr, hård, gammal kärnved men även på äldre ytved av tall i naturskogsartade bestånd med begränsad brandpåverkan och ostörd hydrologi. Skogsbruksåtgärder på eller i närheten av lokaler med blanksvart spiklav utgör ett hot. Naturskogsartade öppna tall- och barrblandskogar med blanksvart spiklav indikerar höga biologiska värden och bör bevaras (SLU Artdatabanken, 2024).</w:t>
+      </w:r>
+    </w:p>
+    <w:p>
+      <w:r>
+        <w:rPr>
+          <w:b/>
+        </w:rPr>
+        <w:t>Blågrå svartspik (NT)</w:t>
+      </w:r>
+      <w:r>
+        <w:t xml:space="preserve"> växer på torr, hård ved av gamla, solbelysta torrakor, högstubbar av tall och grova döda grenar på levande tallar i öppna bestånd av naturskogskaraktär. Nästan alltid rör det sig om tjärrika torrträd och högstubbar (töreved, keloträd) som kan vara en bra bit över hundra år, i vissa fall sannolikt hundratals år gamla. Skogsbruk är idag det allvarligaste hotet. Ett långsiktigt hot är att nybildningen av gamla torrakor och högstubbar är en långsam process vilken ofta är beroende av skogsbrand. Nytt substrat bildas numera sannolikt nästan inte alls då antalet naturliga skogsbränder har minskat drastiskt på grund av effektivare brandbekämpning. Döda träd som lämnas efter avverkning är inte lämpliga för arten, eftersom dessa träd inte varit utsatta för skogsbrand och bildat tjärrik ved. Skogsbruksåtgärder på eller i närheten av växtplatserna bör undvikas. Naturskogsartade skogar med förekomst av arten indikerar höga biologiska värden och bör bevaras. Blågrå svartspik har en mycket begränsad utbredning utanför de nordiska länderna varför dessa länder har ett speciellt ansvar för arten (SLU Artdatabanken, 2024).</w:t>
+      </w:r>
+    </w:p>
+    <w:p>
+      <w:r>
+        <w:rPr>
+          <w:b/>
+        </w:rPr>
+        <w:t>Dropptaggsvamp (NT)</w:t>
+      </w:r>
+      <w:r>
+        <w:t xml:space="preserve"> bildar mykorrhiza med tall, främst i barrskog med trädkontinuitet, i magra, torra och ljusöppna lavtallskogar och i barrblandskogar med friskmossor och lingon i fältskiktet. Den totala populationen i landet har minskat och bedöms fortsätta minska till följd av slutavverkningar av tallskog. Det är högst oklart om arten långsiktigt kan etablera och reproducera sig i skogsbestånd som brukas med trakthyggesmetoder, markberedning, gödsling eller föryngring med förädlat plantmaterial. Uppfyller kriterierna för att bli rödlistad på grund av ny kunskap som visar att en större andel av populationen än tidigare bedömt är knuten till kontinuitetsbarrskog. Minskningstakten för den svenska populationen bedöms vara nära gränsvärdet för Sårbar (VU). Dropptaggsvamp är typisk art för </w:t>
+      </w:r>
+      <w:r>
+        <w:rPr>
+          <w:i/>
+        </w:rPr>
+        <w:t xml:space="preserve">9010 Taiga </w:t>
+      </w:r>
+      <w:r>
+        <w:t>(SLU Artdatabanken, 2026).</w:t>
+      </w:r>
+    </w:p>
+    <w:p>
+      <w:r>
+        <w:rPr>
+          <w:b/>
+        </w:rPr>
         <w:t>Duvhök (NT, §4)</w:t>
       </w:r>
       <w:r>
         <w:t>, som är rödlistad som nära hotad, har minskat med 15 (0–30) % under de senaste 18 åren och minskningstakten för den svenska populationen bedöms vara nära gränsvärdet för sårbar (VU). Arten är starkt bunden till skogsmark och jagar helst inne i äldre skog. Den missgynnas av stora hyggen och täta planteringar. De gamla fåglarna är i huvudsak stationära i sina revir och boet läggs inne i tät, oftast äldre skog. Kantzoner mot öppen mark undviks och duvhöken, som är beroende av insynsskyddade boplatser, är därför känsligare för slutavverkning än flera andra rovfåglar. Friställande av boträd eller avverkning så att boplatsen blir exponerad mot öppen mark, medför att platsen överges. Eftersom duvhöken helst häckar i gammal skog, är dess häckningsplatser i princip alltid mer eller mindre hotade av skogsbruk och avverkningar (SLU Artdatabanken, 2026; Skogsstyrelsen 2016).</w:t>
+      </w:r>
+    </w:p>
+    <w:p>
+      <w:r>
+        <w:rPr>
+          <w:b/>
+        </w:rPr>
+        <w:t>Dvärgbägarlav (NT)</w:t>
+      </w:r>
+      <w:r>
+        <w:t xml:space="preserve"> förekommer över hela Sverige på gammal hård ved, huvudsakligen på tall men i södra Sverige även på ek. Veden utgörs framförallt av grova stubbar, lågor och grenar. Substratet har blivit sällsyntare och nybildning av substrat sker bara i begränsad omfattning. Arten hotas av att grova lågor blir allt sällsyntare i dagens kulturskogar samt att nybildningen av lämpliga substrat går mycket långsamt. En riklig tillgång på gamla tall- eller eklågor måste säkerställas på artens lokaler. Dvärgbägarlav är typisk art för </w:t>
+      </w:r>
+      <w:r>
+        <w:rPr>
+          <w:i/>
+        </w:rPr>
+        <w:t>9010 Taiga</w:t>
+      </w:r>
+      <w:r>
+        <w:t xml:space="preserve"> (SLU Artdatabanken, 2024; Nitare &amp; Skogsstyrelsen, 2019).</w:t>
       </w:r>
     </w:p>
     <w:p>
@@ -300,6 +362,26 @@
       </w:r>
       <w:r>
         <w:t xml:space="preserve"> (SLU Artdatabanken, 2026; Pettersson, 2014; Hedgren, 2012; Gunnarsson m fl., 1999).</w:t>
+      </w:r>
+    </w:p>
+    <w:p>
+      <w:r>
+        <w:rPr>
+          <w:b/>
+        </w:rPr>
+        <w:t>Bergfink (§4)</w:t>
+      </w:r>
+      <w:r>
+        <w:t xml:space="preserve"> häckar i barr- och blandskog samt i fjällbjörkskog. Den förekommer i Norrland, västra Dalarna och norra Värmland samt sparsamt till sällsynt vidare söderut till mellersta Värmland, norra Västmanland och södra Gästrikland. Bergfink är typisk art för </w:t>
+      </w:r>
+      <w:r>
+        <w:rPr>
+          <w:i/>
+        </w:rPr>
+        <w:t>9040 Fjällbjörkskog</w:t>
+      </w:r>
+      <w:r>
+        <w:t xml:space="preserve"> (SLU Artdatabanken, 2025).</w:t>
       </w:r>
     </w:p>
     <w:p>
@@ -397,7 +479,7 @@
     </w:p>
     <w:p>
       <w:r>
-        <w:t>Följande typiska arter har sina livsmiljöer och växtplatser i den avverkningsanmälda skogen: garnlav (VU, T), kolflarnlav (NT, T), tallticka (NT, T), tretåig hackspett (NT, T, §4), vedskivlav (NT, T), mindre märgborre (S, T), spillkråka (T, §4) och tjäder (T, §4).</w:t>
+        <w:t>Följande typiska arter har sina livsmiljöer och växtplatser i den avverkningsanmälda skogen: garnlav (VU, T), dropptaggsvamp (NT, T), dvärgbägarlav (NT, T), kolflarnlav (NT, T), tallticka (NT, T), tretåig hackspett (NT, T, §4), vedskivlav (NT, T), mindre märgborre (S, T), bergfink (T, §4), spillkråka (T, §4) och tjäder (T, §4).</w:t>
       </w:r>
     </w:p>
     <w:p>
@@ -1445,7 +1527,7 @@
     <w:r>
       <w:tab/>
       <w:tab/>
-      <w:t>2026-09-14</w:t>
+      <w:t>2026-09-15</w:t>
       <w:br/>
       <w:br/>
     </w:r>

--- a/tillsyn/A 36371-2025 tillsynsbegäran.docx
+++ b/tillsyn/A 36371-2025 tillsynsbegäran.docx
@@ -1527,7 +1527,7 @@
     <w:r>
       <w:tab/>
       <w:tab/>
-      <w:t>2026-09-15</w:t>
+      <w:t>2026-09-16</w:t>
       <w:br/>
       <w:br/>
     </w:r>

--- a/tillsyn/A 36371-2025 tillsynsbegäran.docx
+++ b/tillsyn/A 36371-2025 tillsynsbegäran.docx
@@ -1527,7 +1527,7 @@
     <w:r>
       <w:tab/>
       <w:tab/>
-      <w:t>2026-09-16</w:t>
+      <w:t>2026-09-17</w:t>
       <w:br/>
       <w:br/>
     </w:r>

--- a/tillsyn/A 36371-2025 tillsynsbegäran.docx
+++ b/tillsyn/A 36371-2025 tillsynsbegäran.docx
@@ -1527,7 +1527,7 @@
     <w:r>
       <w:tab/>
       <w:tab/>
-      <w:t>2026-09-17</w:t>
+      <w:t>2026-09-18</w:t>
       <w:br/>
       <w:br/>
     </w:r>

--- a/tillsyn/A 36371-2025 tillsynsbegäran.docx
+++ b/tillsyn/A 36371-2025 tillsynsbegäran.docx
@@ -1527,7 +1527,7 @@
     <w:r>
       <w:tab/>
       <w:tab/>
-      <w:t>2026-09-18</w:t>
+      <w:t>2026-09-19</w:t>
       <w:br/>
       <w:br/>
     </w:r>

--- a/tillsyn/A 36371-2025 tillsynsbegäran.docx
+++ b/tillsyn/A 36371-2025 tillsynsbegäran.docx
@@ -1527,7 +1527,7 @@
     <w:r>
       <w:tab/>
       <w:tab/>
-      <w:t>2026-09-19</w:t>
+      <w:t>2026-09-21</w:t>
       <w:br/>
       <w:br/>
     </w:r>

--- a/tillsyn/A 36371-2025 tillsynsbegäran.docx
+++ b/tillsyn/A 36371-2025 tillsynsbegäran.docx
@@ -1527,7 +1527,7 @@
     <w:r>
       <w:tab/>
       <w:tab/>
-      <w:t>2026-09-21</w:t>
+      <w:t>2026-09-23</w:t>
       <w:br/>
       <w:br/>
     </w:r>

--- a/tillsyn/A 36371-2025 tillsynsbegäran.docx
+++ b/tillsyn/A 36371-2025 tillsynsbegäran.docx
@@ -1527,7 +1527,7 @@
     <w:r>
       <w:tab/>
       <w:tab/>
-      <w:t>2026-09-23</w:t>
+      <w:t>2026-09-24</w:t>
       <w:br/>
       <w:br/>
     </w:r>

--- a/tillsyn/A 36371-2025 tillsynsbegäran.docx
+++ b/tillsyn/A 36371-2025 tillsynsbegäran.docx
@@ -1527,7 +1527,7 @@
     <w:r>
       <w:tab/>
       <w:tab/>
-      <w:t>2026-09-24</w:t>
+      <w:t>2026-09-25</w:t>
       <w:br/>
       <w:br/>
     </w:r>

--- a/tillsyn/A 36371-2025 tillsynsbegäran.docx
+++ b/tillsyn/A 36371-2025 tillsynsbegäran.docx
@@ -1527,7 +1527,7 @@
     <w:r>
       <w:tab/>
       <w:tab/>
-      <w:t>2026-09-25</w:t>
+      <w:t>2026-09-26</w:t>
       <w:br/>
       <w:br/>
     </w:r>

--- a/tillsyn/A 36371-2025 tillsynsbegäran.docx
+++ b/tillsyn/A 36371-2025 tillsynsbegäran.docx
@@ -1527,7 +1527,7 @@
     <w:r>
       <w:tab/>
       <w:tab/>
-      <w:t>2026-09-26</w:t>
+      <w:t>2026-09-27</w:t>
       <w:br/>
       <w:br/>
     </w:r>

--- a/tillsyn/A 36371-2025 tillsynsbegäran.docx
+++ b/tillsyn/A 36371-2025 tillsynsbegäran.docx
@@ -1527,7 +1527,7 @@
     <w:r>
       <w:tab/>
       <w:tab/>
-      <w:t>2026-09-27</w:t>
+      <w:t>2026-09-28</w:t>
       <w:br/>
       <w:br/>
     </w:r>

--- a/tillsyn/A 36371-2025 tillsynsbegäran.docx
+++ b/tillsyn/A 36371-2025 tillsynsbegäran.docx
@@ -1527,7 +1527,7 @@
     <w:r>
       <w:tab/>
       <w:tab/>
-      <w:t>2026-09-28</w:t>
+      <w:t>2026-09-29</w:t>
       <w:br/>
       <w:br/>
     </w:r>

--- a/tillsyn/A 36371-2025 tillsynsbegäran.docx
+++ b/tillsyn/A 36371-2025 tillsynsbegäran.docx
@@ -1527,7 +1527,7 @@
     <w:r>
       <w:tab/>
       <w:tab/>
-      <w:t>2026-09-29</w:t>
+      <w:t>2026-09-30</w:t>
       <w:br/>
       <w:br/>
     </w:r>

--- a/tillsyn/A 36371-2025 tillsynsbegäran.docx
+++ b/tillsyn/A 36371-2025 tillsynsbegäran.docx
@@ -1527,7 +1527,7 @@
     <w:r>
       <w:tab/>
       <w:tab/>
-      <w:t>2026-09-30</w:t>
+      <w:t>2026-10-01</w:t>
       <w:br/>
       <w:br/>
     </w:r>

--- a/tillsyn/A 36371-2025 tillsynsbegäran.docx
+++ b/tillsyn/A 36371-2025 tillsynsbegäran.docx
@@ -1527,7 +1527,7 @@
     <w:r>
       <w:tab/>
       <w:tab/>
-      <w:t>2026-10-01</w:t>
+      <w:t>2026-10-02</w:t>
       <w:br/>
       <w:br/>
     </w:r>

--- a/tillsyn/A 36371-2025 tillsynsbegäran.docx
+++ b/tillsyn/A 36371-2025 tillsynsbegäran.docx
@@ -1527,7 +1527,7 @@
     <w:r>
       <w:tab/>
       <w:tab/>
-      <w:t>2026-10-02</w:t>
+      <w:t>2026-10-03</w:t>
       <w:br/>
       <w:br/>
     </w:r>

--- a/tillsyn/A 36371-2025 tillsynsbegäran.docx
+++ b/tillsyn/A 36371-2025 tillsynsbegäran.docx
@@ -1527,7 +1527,7 @@
     <w:r>
       <w:tab/>
       <w:tab/>
-      <w:t>2026-10-03</w:t>
+      <w:t>2026-10-04</w:t>
       <w:br/>
       <w:br/>
     </w:r>

--- a/tillsyn/A 36371-2025 tillsynsbegäran.docx
+++ b/tillsyn/A 36371-2025 tillsynsbegäran.docx
@@ -1527,7 +1527,7 @@
     <w:r>
       <w:tab/>
       <w:tab/>
-      <w:t>2026-10-04</w:t>
+      <w:t>2026-10-05</w:t>
       <w:br/>
       <w:br/>
     </w:r>

--- a/tillsyn/A 36371-2025 tillsynsbegäran.docx
+++ b/tillsyn/A 36371-2025 tillsynsbegäran.docx
@@ -1527,7 +1527,7 @@
     <w:r>
       <w:tab/>
       <w:tab/>
-      <w:t>2026-10-05</w:t>
+      <w:t>2026-10-06</w:t>
       <w:br/>
       <w:br/>
     </w:r>

--- a/tillsyn/A 36371-2025 tillsynsbegäran.docx
+++ b/tillsyn/A 36371-2025 tillsynsbegäran.docx
@@ -1527,7 +1527,7 @@
     <w:r>
       <w:tab/>
       <w:tab/>
-      <w:t>2026-10-06</w:t>
+      <w:t>2026-10-07</w:t>
       <w:br/>
       <w:br/>
     </w:r>

--- a/tillsyn/A 36371-2025 tillsynsbegäran.docx
+++ b/tillsyn/A 36371-2025 tillsynsbegäran.docx
@@ -1527,7 +1527,7 @@
     <w:r>
       <w:tab/>
       <w:tab/>
-      <w:t>2026-10-07</w:t>
+      <w:t>2026-10-08</w:t>
       <w:br/>
       <w:br/>
     </w:r>

--- a/tillsyn/A 36371-2025 tillsynsbegäran.docx
+++ b/tillsyn/A 36371-2025 tillsynsbegäran.docx
@@ -1527,7 +1527,7 @@
     <w:r>
       <w:tab/>
       <w:tab/>
-      <w:t>2026-10-08</w:t>
+      <w:t>2026-10-09</w:t>
       <w:br/>
       <w:br/>
     </w:r>

--- a/tillsyn/A 36371-2025 tillsynsbegäran.docx
+++ b/tillsyn/A 36371-2025 tillsynsbegäran.docx
@@ -1527,7 +1527,7 @@
     <w:r>
       <w:tab/>
       <w:tab/>
-      <w:t>2026-10-09</w:t>
+      <w:t>2026-10-10</w:t>
       <w:br/>
       <w:br/>
     </w:r>

--- a/tillsyn/A 36371-2025 tillsynsbegäran.docx
+++ b/tillsyn/A 36371-2025 tillsynsbegäran.docx
@@ -1527,7 +1527,7 @@
     <w:r>
       <w:tab/>
       <w:tab/>
-      <w:t>2026-10-10</w:t>
+      <w:t>2026-10-11</w:t>
       <w:br/>
       <w:br/>
     </w:r>

--- a/tillsyn/A 36371-2025 tillsynsbegäran.docx
+++ b/tillsyn/A 36371-2025 tillsynsbegäran.docx
@@ -1527,7 +1527,7 @@
     <w:r>
       <w:tab/>
       <w:tab/>
-      <w:t>2026-10-11</w:t>
+      <w:t>2026-10-12</w:t>
       <w:br/>
       <w:br/>
     </w:r>

--- a/tillsyn/A 36371-2025 tillsynsbegäran.docx
+++ b/tillsyn/A 36371-2025 tillsynsbegäran.docx
@@ -1527,7 +1527,7 @@
     <w:r>
       <w:tab/>
       <w:tab/>
-      <w:t>2026-10-12</w:t>
+      <w:t>2026-10-13</w:t>
       <w:br/>
       <w:br/>
     </w:r>

--- a/tillsyn/A 36371-2025 tillsynsbegäran.docx
+++ b/tillsyn/A 36371-2025 tillsynsbegäran.docx
@@ -1527,7 +1527,7 @@
     <w:r>
       <w:tab/>
       <w:tab/>
-      <w:t>2026-10-13</w:t>
+      <w:t>2026-10-14</w:t>
       <w:br/>
       <w:br/>
     </w:r>

--- a/tillsyn/A 36371-2025 tillsynsbegäran.docx
+++ b/tillsyn/A 36371-2025 tillsynsbegäran.docx
@@ -1527,7 +1527,7 @@
     <w:r>
       <w:tab/>
       <w:tab/>
-      <w:t>2026-10-14</w:t>
+      <w:t>2026-10-15</w:t>
       <w:br/>
       <w:br/>
     </w:r>

--- a/tillsyn/A 36371-2025 tillsynsbegäran.docx
+++ b/tillsyn/A 36371-2025 tillsynsbegäran.docx
@@ -1527,7 +1527,7 @@
     <w:r>
       <w:tab/>
       <w:tab/>
-      <w:t>2026-10-15</w:t>
+      <w:t>2026-10-16</w:t>
       <w:br/>
       <w:br/>
     </w:r>

--- a/tillsyn/A 36371-2025 tillsynsbegäran.docx
+++ b/tillsyn/A 36371-2025 tillsynsbegäran.docx
@@ -1527,7 +1527,7 @@
     <w:r>
       <w:tab/>
       <w:tab/>
-      <w:t>2026-10-16</w:t>
+      <w:t>2026-10-17</w:t>
       <w:br/>
       <w:br/>
     </w:r>

--- a/tillsyn/A 36371-2025 tillsynsbegäran.docx
+++ b/tillsyn/A 36371-2025 tillsynsbegäran.docx
@@ -1527,7 +1527,7 @@
     <w:r>
       <w:tab/>
       <w:tab/>
-      <w:t>2026-10-17</w:t>
+      <w:t>2026-10-18</w:t>
       <w:br/>
       <w:br/>
     </w:r>

--- a/tillsyn/A 36371-2025 tillsynsbegäran.docx
+++ b/tillsyn/A 36371-2025 tillsynsbegäran.docx
@@ -1527,7 +1527,7 @@
     <w:r>
       <w:tab/>
       <w:tab/>
-      <w:t>2026-10-18</w:t>
+      <w:t>2026-10-19</w:t>
       <w:br/>
       <w:br/>
     </w:r>

--- a/tillsyn/A 36371-2025 tillsynsbegäran.docx
+++ b/tillsyn/A 36371-2025 tillsynsbegäran.docx
@@ -1527,7 +1527,7 @@
     <w:r>
       <w:tab/>
       <w:tab/>
-      <w:t>2026-10-19</w:t>
+      <w:t>2026-10-20</w:t>
       <w:br/>
       <w:br/>
     </w:r>

--- a/tillsyn/A 36371-2025 tillsynsbegäran.docx
+++ b/tillsyn/A 36371-2025 tillsynsbegäran.docx
@@ -1527,7 +1527,7 @@
     <w:r>
       <w:tab/>
       <w:tab/>
-      <w:t>2026-10-20</w:t>
+      <w:t>2026-10-21</w:t>
       <w:br/>
       <w:br/>
     </w:r>

--- a/tillsyn/A 36371-2025 tillsynsbegäran.docx
+++ b/tillsyn/A 36371-2025 tillsynsbegäran.docx
@@ -1527,7 +1527,7 @@
     <w:r>
       <w:tab/>
       <w:tab/>
-      <w:t>2026-10-21</w:t>
+      <w:t>2026-10-22</w:t>
       <w:br/>
       <w:br/>
     </w:r>

--- a/tillsyn/A 36371-2025 tillsynsbegäran.docx
+++ b/tillsyn/A 36371-2025 tillsynsbegäran.docx
@@ -1527,7 +1527,7 @@
     <w:r>
       <w:tab/>
       <w:tab/>
-      <w:t>2026-10-22</w:t>
+      <w:t>2026-10-23</w:t>
       <w:br/>
       <w:br/>
     </w:r>

--- a/tillsyn/A 36371-2025 tillsynsbegäran.docx
+++ b/tillsyn/A 36371-2025 tillsynsbegäran.docx
@@ -1527,7 +1527,7 @@
     <w:r>
       <w:tab/>
       <w:tab/>
-      <w:t>2026-10-23</w:t>
+      <w:t>2026-10-24</w:t>
       <w:br/>
       <w:br/>
     </w:r>

--- a/tillsyn/A 36371-2025 tillsynsbegäran.docx
+++ b/tillsyn/A 36371-2025 tillsynsbegäran.docx
@@ -1527,7 +1527,7 @@
     <w:r>
       <w:tab/>
       <w:tab/>
-      <w:t>2026-10-24</w:t>
+      <w:t>2026-10-25</w:t>
       <w:br/>
       <w:br/>
     </w:r>

--- a/tillsyn/A 36371-2025 tillsynsbegäran.docx
+++ b/tillsyn/A 36371-2025 tillsynsbegäran.docx
@@ -1527,7 +1527,7 @@
     <w:r>
       <w:tab/>
       <w:tab/>
-      <w:t>2026-10-25</w:t>
+      <w:t>2026-10-26</w:t>
       <w:br/>
       <w:br/>
     </w:r>

--- a/tillsyn/A 36371-2025 tillsynsbegäran.docx
+++ b/tillsyn/A 36371-2025 tillsynsbegäran.docx
@@ -1527,7 +1527,7 @@
     <w:r>
       <w:tab/>
       <w:tab/>
-      <w:t>2026-10-26</w:t>
+      <w:t>2026-10-27</w:t>
       <w:br/>
       <w:br/>
     </w:r>

--- a/tillsyn/A 36371-2025 tillsynsbegäran.docx
+++ b/tillsyn/A 36371-2025 tillsynsbegäran.docx
@@ -1527,7 +1527,7 @@
     <w:r>
       <w:tab/>
       <w:tab/>
-      <w:t>2026-10-27</w:t>
+      <w:t>2026-10-28</w:t>
       <w:br/>
       <w:br/>
     </w:r>

--- a/tillsyn/A 36371-2025 tillsynsbegäran.docx
+++ b/tillsyn/A 36371-2025 tillsynsbegäran.docx
@@ -1527,7 +1527,7 @@
     <w:r>
       <w:tab/>
       <w:tab/>
-      <w:t>2026-10-28</w:t>
+      <w:t>2026-10-29</w:t>
       <w:br/>
       <w:br/>
     </w:r>

--- a/tillsyn/A 36371-2025 tillsynsbegäran.docx
+++ b/tillsyn/A 36371-2025 tillsynsbegäran.docx
@@ -1527,7 +1527,7 @@
     <w:r>
       <w:tab/>
       <w:tab/>
-      <w:t>2026-10-29</w:t>
+      <w:t>2026-10-31</w:t>
       <w:br/>
       <w:br/>
     </w:r>
